--- a/issue10/downloads/article-4.docx
+++ b/issue10/downloads/article-4.docx
@@ -19,30 +19,28 @@
         <w:br/>
       </w:r>
       <w:r>
-        <w:t>Автор: Красильников Л.А.&lt;br&gt;Референт редакции журнала</w:t>
+        <w:t>Автор: Красильников Л.А. &lt;br&gt; Референт редакции журнала</w:t>
         <w:br/>
       </w:r>
+    </w:p>
+    <w:p/>
+    <w:p>
+      <w:r/>
+    </w:p>
+    <w:p>
+      <w:r/>
     </w:p>
     <w:p>
       <w:r>
         <w:rPr>
-          <w:i/>
+          <w:b/>
+          <w:i w:val="0"/>
         </w:rPr>
         <w:t>В статье рассмотрены задачи, функции и организация деятельности спасательной службы торговли, питания и бытовых услуг по обеспечению выполнения мероприятий гражданской обороны в муниципальном образовании (городе, районе, округе). В приложении содержатся функциональные обязанности должностных лиц этой спасательной службы. Публикация предназначена для специалистов органов ГОЧС, руководителей учреждений, предприятий и иных организаций, участвующих в формировании и обеспечении функционирования спасательных служб торговли, питания и бытовых услуг.</w:t>
       </w:r>
     </w:p>
-    <w:p/>
     <w:p>
-      <w:pPr>
-        <w:jc w:val="both"/>
-      </w:pPr>
-      <w:r>
-        <w:rPr>
-          <w:b w:val="0"/>
-          <w:i w:val="0"/>
-        </w:rPr>
-        <w:t xml:space="preserve"> </w:t>
-      </w:r>
+      <w:r/>
     </w:p>
     <w:p>
       <w:pPr>
@@ -142,12 +140,15 @@
       </w:r>
     </w:p>
     <w:p>
+      <w:r/>
+    </w:p>
+    <w:p>
       <w:pPr>
         <w:jc w:val="both"/>
       </w:pPr>
       <w:r>
         <w:rPr>
-          <w:b w:val="0"/>
+          <w:b/>
           <w:i w:val="0"/>
         </w:rPr>
         <w:t>Основные задачи Службы</w:t>
@@ -250,12 +251,15 @@
       </w:r>
     </w:p>
     <w:p>
+      <w:r/>
+    </w:p>
+    <w:p>
       <w:pPr>
         <w:jc w:val="both"/>
       </w:pPr>
       <w:r>
         <w:rPr>
-          <w:b w:val="0"/>
+          <w:b/>
           <w:i w:val="0"/>
         </w:rPr>
         <w:t>Основные функции Службы</w:t>
@@ -790,12 +794,15 @@
       </w:r>
     </w:p>
     <w:p>
+      <w:r/>
+    </w:p>
+    <w:p>
       <w:pPr>
         <w:jc w:val="both"/>
       </w:pPr>
       <w:r>
         <w:rPr>
-          <w:b w:val="0"/>
+          <w:b/>
           <w:i w:val="0"/>
         </w:rPr>
         <w:t>Структура, организация деятельности и управление Службой</w:t>
@@ -1090,12 +1097,15 @@
       </w:r>
     </w:p>
     <w:p>
+      <w:r/>
+    </w:p>
+    <w:p>
       <w:pPr>
         <w:jc w:val="both"/>
       </w:pPr>
       <w:r>
         <w:rPr>
-          <w:b w:val="0"/>
+          <w:b/>
           <w:i w:val="0"/>
         </w:rPr>
         <w:t>Силы и средства Службы</w:t>
@@ -1174,12 +1184,15 @@
       </w:r>
     </w:p>
     <w:p>
+      <w:r/>
+    </w:p>
+    <w:p>
       <w:pPr>
         <w:jc w:val="both"/>
       </w:pPr>
       <w:r>
         <w:rPr>
-          <w:b w:val="0"/>
+          <w:b/>
           <w:i w:val="0"/>
         </w:rPr>
         <w:t>Материально-техническое и финансовое обеспечение Службы</w:t>
@@ -1213,13 +1226,25 @@
       <w:pPr>
         <w:jc w:val="both"/>
       </w:pPr>
+      <w:hyperlink r:id="rId9">
+        <w:r>
+          <w:rPr>
+            <w:color w:val="0563C1"/>
+            <w:u w:val="single"/>
+          </w:rPr>
+          <w:t xml:space="preserve">Оснащение Службы осуществляется в соответствии с Примерными нормами оснащения, утвержденными приказом МЧС России от 18.12.2014 N 701 "Об утверждении Типового порядка создания нештатных формирований по обеспечению выполнения мероприятий по ГО"</w:t>
+        </w:r>
+      </w:hyperlink>
       <w:r>
         <w:rPr>
           <w:b w:val="0"/>
           <w:i w:val="0"/>
         </w:rPr>
-        <w:t>Оснащение Службы осуществляется в соответствии с Примерными нормами оснащения, утвержденными приказом МЧС России от 18.12.2014 N 701 "Об утверждении Типового порядка создания нештатных формирований по обеспечению выполнения мероприятий по ГО".</w:t>
+        <w:t>.</w:t>
       </w:r>
+    </w:p>
+    <w:p>
+      <w:r/>
     </w:p>
     <w:p>
       <w:pPr>
@@ -1234,24 +1259,30 @@
       </w:r>
     </w:p>
     <w:p>
+      <w:r/>
+    </w:p>
+    <w:p>
       <w:pPr>
         <w:jc w:val="center"/>
       </w:pPr>
       <w:r>
         <w:rPr>
-          <w:b w:val="0"/>
+          <w:b/>
           <w:i w:val="0"/>
         </w:rPr>
         <w:t>Функциональные обязанности должностных лиц спасательной службы торговли, питания и бытовых услуг по обеспечению выполнения мероприятий гражданской обороны в муниципальном образовании</w:t>
       </w:r>
     </w:p>
     <w:p>
+      <w:r/>
+    </w:p>
+    <w:p>
       <w:pPr>
         <w:jc w:val="both"/>
       </w:pPr>
       <w:r>
         <w:rPr>
-          <w:b w:val="0"/>
+          <w:b/>
           <w:i w:val="0"/>
         </w:rPr>
         <w:t>Функциональные обязанности руководителя Службы</w:t>
@@ -1534,12 +1565,15 @@
       </w:r>
     </w:p>
     <w:p>
+      <w:r/>
+    </w:p>
+    <w:p>
       <w:pPr>
         <w:jc w:val="both"/>
       </w:pPr>
       <w:r>
         <w:rPr>
-          <w:b w:val="0"/>
+          <w:b/>
           <w:i w:val="0"/>
         </w:rPr>
         <w:t>Функциональные обязанности заместителя руководителя Службы – начальника штаба</w:t>
@@ -1894,12 +1928,15 @@
       </w:r>
     </w:p>
     <w:p>
+      <w:r/>
+    </w:p>
+    <w:p>
       <w:pPr>
         <w:jc w:val="both"/>
       </w:pPr>
       <w:r>
         <w:rPr>
-          <w:b w:val="0"/>
+          <w:b/>
           <w:i w:val="0"/>
         </w:rPr>
         <w:t>Функциональные обязанности руководителя сектора организации торговли</w:t>
@@ -2182,12 +2219,15 @@
       </w:r>
     </w:p>
     <w:p>
+      <w:r/>
+    </w:p>
+    <w:p>
       <w:pPr>
         <w:jc w:val="both"/>
       </w:pPr>
       <w:r>
         <w:rPr>
-          <w:b w:val="0"/>
+          <w:b/>
           <w:i w:val="0"/>
         </w:rPr>
         <w:t>Функциональные обязанности руководителя сектора организации питания</w:t>
@@ -2482,12 +2522,15 @@
       </w:r>
     </w:p>
     <w:p>
+      <w:r/>
+    </w:p>
+    <w:p>
       <w:pPr>
         <w:jc w:val="both"/>
       </w:pPr>
       <w:r>
         <w:rPr>
-          <w:b w:val="0"/>
+          <w:b/>
           <w:i w:val="0"/>
         </w:rPr>
         <w:t>Функциональные обязанности руководителя сектора организации бытовых услуг</w:t>
@@ -2734,12 +2777,15 @@
       </w:r>
     </w:p>
     <w:p>
+      <w:r/>
+    </w:p>
+    <w:p>
       <w:pPr>
         <w:jc w:val="both"/>
       </w:pPr>
       <w:r>
         <w:rPr>
-          <w:b w:val="0"/>
+          <w:b/>
           <w:i w:val="0"/>
         </w:rPr>
         <w:t>Функциональные обязанности руководителя сектора организации вещевого снабжения</w:t>
@@ -2924,6 +2970,15 @@
         </w:rPr>
         <w:t>- выполняет иные поручения (указания) руководителя Службы и начальника штаба.</w:t>
       </w:r>
+    </w:p>
+    <w:p>
+      <w:r/>
+    </w:p>
+    <w:p>
+      <w:r/>
+    </w:p>
+    <w:p>
+      <w:r/>
     </w:p>
     <w:p/>
     <w:p>
